--- a/Tables output/model_box_int.docx
+++ b/Tables output/model_box_int.docx
@@ -340,7 +340,7 @@
                 <w:szCs w:val="22"/>
                 <w:color w:val="000000"/>
               </w:rPr>
-              <w:t xml:space="preserve">0.59</w:t>
+              <w:t xml:space="preserve">0.64</w:t>
             </w:r>
           </w:p>
         </w:tc>
@@ -393,7 +393,7 @@
                 <w:szCs w:val="22"/>
                 <w:color w:val="000000"/>
               </w:rPr>
-              <w:t xml:space="preserve">0.12</w:t>
+              <w:t xml:space="preserve">0.15</w:t>
             </w:r>
           </w:p>
         </w:tc>
@@ -446,7 +446,7 @@
                 <w:szCs w:val="22"/>
                 <w:color w:val="000000"/>
               </w:rPr>
-              <w:t xml:space="preserve">1.09</w:t>
+              <w:t xml:space="preserve">1.13</w:t>
             </w:r>
           </w:p>
         </w:tc>
@@ -558,7 +558,7 @@
                 <w:szCs w:val="22"/>
                 <w:color w:val="000000"/>
               </w:rPr>
-              <w:t xml:space="preserve">-0.29</w:t>
+              <w:t xml:space="preserve">-0.28</w:t>
             </w:r>
           </w:p>
         </w:tc>
@@ -611,7 +611,7 @@
                 <w:szCs w:val="22"/>
                 <w:color w:val="000000"/>
               </w:rPr>
-              <w:t xml:space="preserve">-0.37</w:t>
+              <w:t xml:space="preserve">-0.36</w:t>
             </w:r>
           </w:p>
         </w:tc>
@@ -664,14 +664,14 @@
                 <w:szCs w:val="22"/>
                 <w:color w:val="000000"/>
               </w:rPr>
-              <w:t xml:space="preserve">-0.22</w:t>
+              <w:t xml:space="preserve">-0.21</w:t>
             </w:r>
           </w:p>
         </w:tc>
       </w:tr>
       <w:tr>
         <w:trPr>
-          <w:trHeight w:val="571" w:hRule="auto"/>
+          <w:trHeight w:val="572" w:hRule="auto"/>
         </w:trPr>
         body3
         <w:tc>
@@ -776,7 +776,7 @@
                 <w:szCs w:val="22"/>
                 <w:color w:val="000000"/>
               </w:rPr>
-              <w:t xml:space="preserve">-0.24</w:t>
+              <w:t xml:space="preserve">-0.23</w:t>
             </w:r>
           </w:p>
         </w:tc>
@@ -829,7 +829,7 @@
                 <w:szCs w:val="22"/>
                 <w:color w:val="000000"/>
               </w:rPr>
-              <w:t xml:space="preserve">-0.57</w:t>
+              <w:t xml:space="preserve">-0.56</w:t>
             </w:r>
           </w:p>
         </w:tc>
@@ -882,7 +882,7 @@
                 <w:szCs w:val="22"/>
                 <w:color w:val="000000"/>
               </w:rPr>
-              <w:t xml:space="preserve">0.09</w:t>
+              <w:t xml:space="preserve">0.10</w:t>
             </w:r>
           </w:p>
         </w:tc>
@@ -994,7 +994,7 @@
                 <w:szCs w:val="22"/>
                 <w:color w:val="000000"/>
               </w:rPr>
-              <w:t xml:space="preserve">-0.35</w:t>
+              <w:t xml:space="preserve">-0.39</w:t>
             </w:r>
           </w:p>
         </w:tc>
@@ -1047,7 +1047,7 @@
                 <w:szCs w:val="22"/>
                 <w:color w:val="000000"/>
               </w:rPr>
-              <w:t xml:space="preserve">-1.23</w:t>
+              <w:t xml:space="preserve">-1.30</w:t>
             </w:r>
           </w:p>
         </w:tc>
@@ -1100,7 +1100,7 @@
                 <w:szCs w:val="22"/>
                 <w:color w:val="000000"/>
               </w:rPr>
-              <w:t xml:space="preserve">0.50</w:t>
+              <w:t xml:space="preserve">0.48</w:t>
             </w:r>
           </w:p>
         </w:tc>
@@ -1212,7 +1212,7 @@
                 <w:szCs w:val="22"/>
                 <w:color w:val="000000"/>
               </w:rPr>
-              <w:t xml:space="preserve">-0.54</w:t>
+              <w:t xml:space="preserve">-0.58</w:t>
             </w:r>
           </w:p>
         </w:tc>
@@ -1265,7 +1265,7 @@
                 <w:szCs w:val="22"/>
                 <w:color w:val="000000"/>
               </w:rPr>
-              <w:t xml:space="preserve">-1.22</w:t>
+              <w:t xml:space="preserve">-1.28</w:t>
             </w:r>
           </w:p>
         </w:tc>
@@ -1430,7 +1430,7 @@
                 <w:szCs w:val="22"/>
                 <w:color w:val="000000"/>
               </w:rPr>
-              <w:t xml:space="preserve">-0.06</w:t>
+              <w:t xml:space="preserve">-0.08</w:t>
             </w:r>
           </w:p>
         </w:tc>
@@ -1483,7 +1483,7 @@
                 <w:szCs w:val="22"/>
                 <w:color w:val="000000"/>
               </w:rPr>
-              <w:t xml:space="preserve">-0.55</w:t>
+              <w:t xml:space="preserve">-0.56</w:t>
             </w:r>
           </w:p>
         </w:tc>
@@ -1536,7 +1536,225 @@
                 <w:szCs w:val="22"/>
                 <w:color w:val="000000"/>
               </w:rPr>
-              <w:t xml:space="preserve">0.42</w:t>
+              <w:t xml:space="preserve">0.41</w:t>
+            </w:r>
+          </w:p>
+        </w:tc>
+      </w:tr>
+      <w:tr>
+        <w:trPr>
+          <w:trHeight w:val="615" w:hRule="auto"/>
+        </w:trPr>
+        body7
+        <w:tc>
+          <w:tcPr>
+            <w:tcBorders>
+              <w:bottom w:val="none" w:sz="0" w:space="0" w:color="000000"/>
+              <w:top w:val="none" w:sz="0" w:space="0" w:color="000000"/>
+              <w:left w:val="none" w:sz="0" w:space="0" w:color="000000"/>
+              <w:right w:val="none" w:sz="0" w:space="0" w:color="000000"/>
+            </w:tcBorders>
+            <w:shd w:val="clear" w:color="auto" w:fill="FFFFFF"/>
+            <w:tcMar>
+              <w:top w:w="0" w:type="dxa"/>
+              <w:bottom w:w="0" w:type="dxa"/>
+              <w:left w:w="0" w:type="dxa"/>
+              <w:right w:w="0" w:type="dxa"/>
+            </w:tcMar>
+            <w:vAlign w:val="center"/>
+          </w:tcPr>
+          <w:p>
+            <w:pPr>
+              <w:pStyle w:val="Normal"/>
+              <w:jc w:val="left"/>
+              <w:pBdr>
+                <w:bottom w:val="none" w:sz="0" w:space="0" w:color="000000"/>
+                <w:top w:val="none" w:sz="0" w:space="0" w:color="000000"/>
+                <w:left w:val="none" w:sz="0" w:space="0" w:color="000000"/>
+                <w:right w:val="none" w:sz="0" w:space="0" w:color="000000"/>
+              </w:pBdr>
+              <w:spacing w:after="100" w:before="100" w:line="240"/>
+              <w:ind w:left="100" w:right="100" w:firstLine="0" w:firstLineChars="0"/>
+              <w:rPr>
+                <w:rFonts w:ascii="Arial" w:hAnsi="Arial" w:eastAsia="Arial" w:cs="Arial"/>
+                <w:i w:val="false"/>
+                <w:b w:val="false"/>
+                <w:u w:val="none"/>
+                <w:sz w:val="22"/>
+                <w:szCs w:val="22"/>
+                <w:color w:val="000000"/>
+              </w:rPr>
+            </w:pPr>
+            <w:r>
+              <w:rPr>
+                <w:rFonts w:ascii="Arial" w:hAnsi="Arial" w:eastAsia="Arial" w:cs="Arial"/>
+                <w:i w:val="false"/>
+                <w:b w:val="false"/>
+                <w:u w:val="none"/>
+                <w:sz w:val="22"/>
+                <w:szCs w:val="22"/>
+                <w:color w:val="000000"/>
+              </w:rPr>
+              <w:t xml:space="preserve">Conspecific presence</w:t>
+            </w:r>
+          </w:p>
+        </w:tc>
+        <w:tc>
+          <w:tcPr>
+            <w:tcBorders>
+              <w:bottom w:val="none" w:sz="0" w:space="0" w:color="000000"/>
+              <w:top w:val="none" w:sz="0" w:space="0" w:color="000000"/>
+              <w:left w:val="none" w:sz="0" w:space="0" w:color="000000"/>
+              <w:right w:val="none" w:sz="0" w:space="0" w:color="000000"/>
+            </w:tcBorders>
+            <w:shd w:val="clear" w:color="auto" w:fill="FFFFFF"/>
+            <w:tcMar>
+              <w:top w:w="0" w:type="dxa"/>
+              <w:bottom w:w="0" w:type="dxa"/>
+              <w:left w:w="0" w:type="dxa"/>
+              <w:right w:w="0" w:type="dxa"/>
+            </w:tcMar>
+            <w:vAlign w:val="center"/>
+          </w:tcPr>
+          <w:p>
+            <w:pPr>
+              <w:pStyle w:val="Normal"/>
+              <w:jc w:val="right"/>
+              <w:pBdr>
+                <w:bottom w:val="none" w:sz="0" w:space="0" w:color="000000"/>
+                <w:top w:val="none" w:sz="0" w:space="0" w:color="000000"/>
+                <w:left w:val="none" w:sz="0" w:space="0" w:color="000000"/>
+                <w:right w:val="none" w:sz="0" w:space="0" w:color="000000"/>
+              </w:pBdr>
+              <w:spacing w:after="100" w:before="100" w:line="240"/>
+              <w:ind w:left="100" w:right="100" w:firstLine="0" w:firstLineChars="0"/>
+              <w:rPr>
+                <w:rFonts w:ascii="Arial" w:hAnsi="Arial" w:eastAsia="Arial" w:cs="Arial"/>
+                <w:i w:val="false"/>
+                <w:b w:val="false"/>
+                <w:u w:val="none"/>
+                <w:sz w:val="22"/>
+                <w:szCs w:val="22"/>
+                <w:color w:val="000000"/>
+              </w:rPr>
+            </w:pPr>
+            <w:r>
+              <w:rPr>
+                <w:rFonts w:ascii="Arial" w:hAnsi="Arial" w:eastAsia="Arial" w:cs="Arial"/>
+                <w:i w:val="false"/>
+                <w:b w:val="false"/>
+                <w:u w:val="none"/>
+                <w:sz w:val="22"/>
+                <w:szCs w:val="22"/>
+                <w:color w:val="000000"/>
+              </w:rPr>
+              <w:t xml:space="preserve">-0.23</w:t>
+            </w:r>
+          </w:p>
+        </w:tc>
+        <w:tc>
+          <w:tcPr>
+            <w:tcBorders>
+              <w:bottom w:val="none" w:sz="0" w:space="0" w:color="000000"/>
+              <w:top w:val="none" w:sz="0" w:space="0" w:color="000000"/>
+              <w:left w:val="none" w:sz="0" w:space="0" w:color="000000"/>
+              <w:right w:val="none" w:sz="0" w:space="0" w:color="000000"/>
+            </w:tcBorders>
+            <w:shd w:val="clear" w:color="auto" w:fill="FFFFFF"/>
+            <w:tcMar>
+              <w:top w:w="0" w:type="dxa"/>
+              <w:bottom w:w="0" w:type="dxa"/>
+              <w:left w:w="0" w:type="dxa"/>
+              <w:right w:w="0" w:type="dxa"/>
+            </w:tcMar>
+            <w:vAlign w:val="center"/>
+          </w:tcPr>
+          <w:p>
+            <w:pPr>
+              <w:pStyle w:val="Normal"/>
+              <w:jc w:val="right"/>
+              <w:pBdr>
+                <w:bottom w:val="none" w:sz="0" w:space="0" w:color="000000"/>
+                <w:top w:val="none" w:sz="0" w:space="0" w:color="000000"/>
+                <w:left w:val="none" w:sz="0" w:space="0" w:color="000000"/>
+                <w:right w:val="none" w:sz="0" w:space="0" w:color="000000"/>
+              </w:pBdr>
+              <w:spacing w:after="100" w:before="100" w:line="240"/>
+              <w:ind w:left="100" w:right="100" w:firstLine="0" w:firstLineChars="0"/>
+              <w:rPr>
+                <w:rFonts w:ascii="Arial" w:hAnsi="Arial" w:eastAsia="Arial" w:cs="Arial"/>
+                <w:i w:val="false"/>
+                <w:b w:val="false"/>
+                <w:u w:val="none"/>
+                <w:sz w:val="22"/>
+                <w:szCs w:val="22"/>
+                <w:color w:val="000000"/>
+              </w:rPr>
+            </w:pPr>
+            <w:r>
+              <w:rPr>
+                <w:rFonts w:ascii="Arial" w:hAnsi="Arial" w:eastAsia="Arial" w:cs="Arial"/>
+                <w:i w:val="false"/>
+                <w:b w:val="false"/>
+                <w:u w:val="none"/>
+                <w:sz w:val="22"/>
+                <w:szCs w:val="22"/>
+                <w:color w:val="000000"/>
+              </w:rPr>
+              <w:t xml:space="preserve">-0.41</w:t>
+            </w:r>
+          </w:p>
+        </w:tc>
+        <w:tc>
+          <w:tcPr>
+            <w:tcBorders>
+              <w:bottom w:val="none" w:sz="0" w:space="0" w:color="000000"/>
+              <w:top w:val="none" w:sz="0" w:space="0" w:color="000000"/>
+              <w:left w:val="none" w:sz="0" w:space="0" w:color="000000"/>
+              <w:right w:val="none" w:sz="0" w:space="0" w:color="000000"/>
+            </w:tcBorders>
+            <w:shd w:val="clear" w:color="auto" w:fill="FFFFFF"/>
+            <w:tcMar>
+              <w:top w:w="0" w:type="dxa"/>
+              <w:bottom w:w="0" w:type="dxa"/>
+              <w:left w:w="0" w:type="dxa"/>
+              <w:right w:w="0" w:type="dxa"/>
+            </w:tcMar>
+            <w:vAlign w:val="center"/>
+          </w:tcPr>
+          <w:p>
+            <w:pPr>
+              <w:pStyle w:val="Normal"/>
+              <w:jc w:val="right"/>
+              <w:pBdr>
+                <w:bottom w:val="none" w:sz="0" w:space="0" w:color="000000"/>
+                <w:top w:val="none" w:sz="0" w:space="0" w:color="000000"/>
+                <w:left w:val="none" w:sz="0" w:space="0" w:color="000000"/>
+                <w:right w:val="none" w:sz="0" w:space="0" w:color="000000"/>
+              </w:pBdr>
+              <w:spacing w:after="100" w:before="100" w:line="240"/>
+              <w:ind w:left="100" w:right="100" w:firstLine="0" w:firstLineChars="0"/>
+              <w:rPr>
+                <w:rFonts w:ascii="Arial" w:hAnsi="Arial" w:eastAsia="Arial" w:cs="Arial"/>
+                <w:i w:val="false"/>
+                <w:b w:val="false"/>
+                <w:u w:val="none"/>
+                <w:sz w:val="22"/>
+                <w:szCs w:val="22"/>
+                <w:color w:val="000000"/>
+              </w:rPr>
+            </w:pPr>
+            <w:r>
+              <w:rPr>
+                <w:rFonts w:ascii="Arial" w:hAnsi="Arial" w:eastAsia="Arial" w:cs="Arial"/>
+                <w:i w:val="false"/>
+                <w:b w:val="false"/>
+                <w:u w:val="none"/>
+                <w:sz w:val="22"/>
+                <w:szCs w:val="22"/>
+                <w:color w:val="000000"/>
+              </w:rPr>
+              <w:t xml:space="preserve">-0.05</w:t>
             </w:r>
           </w:p>
         </w:tc>
@@ -1545,7 +1763,7 @@
         <w:trPr>
           <w:trHeight w:val="617" w:hRule="auto"/>
         </w:trPr>
-        body7
+        body8
         <w:tc>
           <w:tcPr>
             <w:tcBorders>
@@ -1648,7 +1866,7 @@
                 <w:szCs w:val="22"/>
                 <w:color w:val="000000"/>
               </w:rPr>
-              <w:t xml:space="preserve">0.11</w:t>
+              <w:t xml:space="preserve">0.12</w:t>
             </w:r>
           </w:p>
         </w:tc>
@@ -1701,7 +1919,7 @@
                 <w:szCs w:val="22"/>
                 <w:color w:val="000000"/>
               </w:rPr>
-              <w:t xml:space="preserve">0.04</w:t>
+              <w:t xml:space="preserve">0.05</w:t>
             </w:r>
           </w:p>
         </w:tc>
@@ -1754,7 +1972,7 @@
                 <w:szCs w:val="22"/>
                 <w:color w:val="000000"/>
               </w:rPr>
-              <w:t xml:space="preserve">0.18</w:t>
+              <w:t xml:space="preserve">0.19</w:t>
             </w:r>
           </w:p>
         </w:tc>
